--- a/講義/敷地A4作戰卡.docx
+++ b/講義/敷地A4作戰卡.docx
@@ -453,7 +453,7 @@
           <w:b w:val="0"/>
           <w:sz w:val="18"/>
         </w:rPr>
-        <w:t>用詞照抄題目不改字｜缺1張＝該項拿不到完整分，小張也有分，空白＝0</w:t>
+        <w:t>用詞照抄題目不改字｜缺1張＝未完整回應題目要求，小張也有分，空白＝0</w:t>
       </w:r>
     </w:p>
     <w:p>

--- a/講義/敷地A4作戰卡.docx
+++ b/講義/敷地A4作戰卡.docx
@@ -532,7 +532,7 @@
           <w:b w:val="0"/>
           <w:sz w:val="18"/>
         </w:rPr>
-        <w:t>退縮○M｜老樹｜遺構水圳（→不開挖）｜高架噪音｜淹水潛勢｜汽機車出入口與人行分設（兩支箭頭各自標）</w:t>
+        <w:t>退縮○M｜老樹｜遺構水圳（→疑似者優先避挖）｜高架噪音｜淹水潛勢｜汽機車出入口與人行分設（兩支箭頭各自標）</w:t>
       </w:r>
     </w:p>
     <w:p>
